--- a/Lab_2/ПМД_КН-2327Б_Багрій-Белз_ЛР-2.docx
+++ b/Lab_2/ПМД_КН-2327Б_Багрій-Белз_ЛР-2.docx
@@ -147,462 +147,6 @@
           <w:b w:val="0"/>
           <w:sz w:val="19"/>
         </w:rPr>
-        <w:t>import 'package:flutter/material.dart';</w:t>
-      </w:r>
-    </w:p>
-    <w:p>
-      <w:pPr>
-        <w:spacing w:line="190" w:lineRule="exact" w:after="0"/>
-        <w:jc w:val="left"/>
-      </w:pPr>
-    </w:p>
-    <w:p>
-      <w:pPr>
-        <w:spacing w:line="190" w:lineRule="exact" w:after="0"/>
-        <w:jc w:val="left"/>
-      </w:pPr>
-      <w:r>
-        <w:rPr>
-          <w:rFonts w:ascii="Cascadia Mono" w:hAnsi="Cascadia Mono" w:cs="Cascadia Mono"/>
-          <w:b w:val="0"/>
-          <w:sz w:val="19"/>
-        </w:rPr>
-        <w:t>void main() {</w:t>
-      </w:r>
-    </w:p>
-    <w:p>
-      <w:pPr>
-        <w:spacing w:line="190" w:lineRule="exact" w:after="0"/>
-        <w:jc w:val="left"/>
-      </w:pPr>
-      <w:r>
-        <w:rPr>
-          <w:rFonts w:ascii="Cascadia Mono" w:hAnsi="Cascadia Mono" w:cs="Cascadia Mono"/>
-          <w:b w:val="0"/>
-          <w:sz w:val="19"/>
-        </w:rPr>
-        <w:t xml:space="preserve">  runApp(const MyApp());</w:t>
-      </w:r>
-    </w:p>
-    <w:p>
-      <w:pPr>
-        <w:spacing w:line="190" w:lineRule="exact" w:after="0"/>
-        <w:jc w:val="left"/>
-      </w:pPr>
-      <w:r>
-        <w:rPr>
-          <w:rFonts w:ascii="Cascadia Mono" w:hAnsi="Cascadia Mono" w:cs="Cascadia Mono"/>
-          <w:b w:val="0"/>
-          <w:sz w:val="19"/>
-        </w:rPr>
-        <w:t>}</w:t>
-      </w:r>
-    </w:p>
-    <w:p>
-      <w:pPr>
-        <w:spacing w:line="190" w:lineRule="exact" w:after="0"/>
-        <w:jc w:val="left"/>
-      </w:pPr>
-    </w:p>
-    <w:p>
-      <w:pPr>
-        <w:spacing w:line="190" w:lineRule="exact" w:after="0"/>
-        <w:jc w:val="left"/>
-      </w:pPr>
-      <w:r>
-        <w:rPr>
-          <w:rFonts w:ascii="Cascadia Mono" w:hAnsi="Cascadia Mono" w:cs="Cascadia Mono"/>
-          <w:b w:val="0"/>
-          <w:sz w:val="19"/>
-        </w:rPr>
-        <w:t>class MyApp extends StatelessWidget {</w:t>
-      </w:r>
-    </w:p>
-    <w:p>
-      <w:pPr>
-        <w:spacing w:line="190" w:lineRule="exact" w:after="0"/>
-        <w:jc w:val="left"/>
-      </w:pPr>
-      <w:r>
-        <w:rPr>
-          <w:rFonts w:ascii="Cascadia Mono" w:hAnsi="Cascadia Mono" w:cs="Cascadia Mono"/>
-          <w:b w:val="0"/>
-          <w:sz w:val="19"/>
-        </w:rPr>
-        <w:t xml:space="preserve">  const MyApp({super.key});</w:t>
-      </w:r>
-    </w:p>
-    <w:p>
-      <w:pPr>
-        <w:spacing w:line="190" w:lineRule="exact" w:after="0"/>
-        <w:jc w:val="left"/>
-      </w:pPr>
-    </w:p>
-    <w:p>
-      <w:pPr>
-        <w:spacing w:line="190" w:lineRule="exact" w:after="0"/>
-        <w:jc w:val="left"/>
-      </w:pPr>
-      <w:r>
-        <w:rPr>
-          <w:rFonts w:ascii="Cascadia Mono" w:hAnsi="Cascadia Mono" w:cs="Cascadia Mono"/>
-          <w:b w:val="0"/>
-          <w:sz w:val="19"/>
-        </w:rPr>
-        <w:t xml:space="preserve">  @override</w:t>
-      </w:r>
-    </w:p>
-    <w:p>
-      <w:pPr>
-        <w:spacing w:line="190" w:lineRule="exact" w:after="0"/>
-        <w:jc w:val="left"/>
-      </w:pPr>
-      <w:r>
-        <w:rPr>
-          <w:rFonts w:ascii="Cascadia Mono" w:hAnsi="Cascadia Mono" w:cs="Cascadia Mono"/>
-          <w:b w:val="0"/>
-          <w:sz w:val="19"/>
-        </w:rPr>
-        <w:t xml:space="preserve">  Widget build(BuildContext context) {</w:t>
-      </w:r>
-    </w:p>
-    <w:p>
-      <w:pPr>
-        <w:spacing w:line="190" w:lineRule="exact" w:after="0"/>
-        <w:jc w:val="left"/>
-      </w:pPr>
-      <w:r>
-        <w:rPr>
-          <w:rFonts w:ascii="Cascadia Mono" w:hAnsi="Cascadia Mono" w:cs="Cascadia Mono"/>
-          <w:b w:val="0"/>
-          <w:sz w:val="19"/>
-        </w:rPr>
-        <w:t xml:space="preserve">    return MaterialApp(</w:t>
-      </w:r>
-    </w:p>
-    <w:p>
-      <w:pPr>
-        <w:spacing w:line="190" w:lineRule="exact" w:after="0"/>
-        <w:jc w:val="left"/>
-      </w:pPr>
-      <w:r>
-        <w:rPr>
-          <w:rFonts w:ascii="Cascadia Mono" w:hAnsi="Cascadia Mono" w:cs="Cascadia Mono"/>
-          <w:b w:val="0"/>
-          <w:sz w:val="19"/>
-        </w:rPr>
-        <w:t xml:space="preserve">      title: 'Менеджер завдань',</w:t>
-      </w:r>
-    </w:p>
-    <w:p>
-      <w:pPr>
-        <w:spacing w:line="190" w:lineRule="exact" w:after="0"/>
-        <w:jc w:val="left"/>
-      </w:pPr>
-      <w:r>
-        <w:rPr>
-          <w:rFonts w:ascii="Cascadia Mono" w:hAnsi="Cascadia Mono" w:cs="Cascadia Mono"/>
-          <w:b w:val="0"/>
-          <w:sz w:val="19"/>
-        </w:rPr>
-        <w:t xml:space="preserve">      debugShowCheckedModeBanner: false,</w:t>
-      </w:r>
-    </w:p>
-    <w:p>
-      <w:pPr>
-        <w:spacing w:line="190" w:lineRule="exact" w:after="0"/>
-        <w:jc w:val="left"/>
-      </w:pPr>
-      <w:r>
-        <w:rPr>
-          <w:rFonts w:ascii="Cascadia Mono" w:hAnsi="Cascadia Mono" w:cs="Cascadia Mono"/>
-          <w:b w:val="0"/>
-          <w:sz w:val="19"/>
-        </w:rPr>
-        <w:t xml:space="preserve">      theme: ThemeData(</w:t>
-      </w:r>
-    </w:p>
-    <w:p>
-      <w:pPr>
-        <w:spacing w:line="190" w:lineRule="exact" w:after="0"/>
-        <w:jc w:val="left"/>
-      </w:pPr>
-      <w:r>
-        <w:rPr>
-          <w:rFonts w:ascii="Cascadia Mono" w:hAnsi="Cascadia Mono" w:cs="Cascadia Mono"/>
-          <w:b w:val="0"/>
-          <w:sz w:val="19"/>
-        </w:rPr>
-        <w:t xml:space="preserve">        useMaterial3: true,</w:t>
-      </w:r>
-    </w:p>
-    <w:p>
-      <w:pPr>
-        <w:spacing w:line="190" w:lineRule="exact" w:after="0"/>
-        <w:jc w:val="left"/>
-      </w:pPr>
-      <w:r>
-        <w:rPr>
-          <w:rFonts w:ascii="Cascadia Mono" w:hAnsi="Cascadia Mono" w:cs="Cascadia Mono"/>
-          <w:b w:val="0"/>
-          <w:sz w:val="19"/>
-        </w:rPr>
-        <w:t xml:space="preserve">        colorScheme: ColorScheme.fromSeed(</w:t>
-      </w:r>
-    </w:p>
-    <w:p>
-      <w:pPr>
-        <w:spacing w:line="190" w:lineRule="exact" w:after="0"/>
-        <w:jc w:val="left"/>
-      </w:pPr>
-      <w:r>
-        <w:rPr>
-          <w:rFonts w:ascii="Cascadia Mono" w:hAnsi="Cascadia Mono" w:cs="Cascadia Mono"/>
-          <w:b w:val="0"/>
-          <w:sz w:val="19"/>
-        </w:rPr>
-        <w:t xml:space="preserve">          seedColor: const Color(0xFFD4FF00),</w:t>
-      </w:r>
-    </w:p>
-    <w:p>
-      <w:pPr>
-        <w:spacing w:line="190" w:lineRule="exact" w:after="0"/>
-        <w:jc w:val="left"/>
-      </w:pPr>
-      <w:r>
-        <w:rPr>
-          <w:rFonts w:ascii="Cascadia Mono" w:hAnsi="Cascadia Mono" w:cs="Cascadia Mono"/>
-          <w:b w:val="0"/>
-          <w:sz w:val="19"/>
-        </w:rPr>
-        <w:t xml:space="preserve">          brightness: Brightness.dark,</w:t>
-      </w:r>
-    </w:p>
-    <w:p>
-      <w:pPr>
-        <w:spacing w:line="190" w:lineRule="exact" w:after="0"/>
-        <w:jc w:val="left"/>
-      </w:pPr>
-      <w:r>
-        <w:rPr>
-          <w:rFonts w:ascii="Cascadia Mono" w:hAnsi="Cascadia Mono" w:cs="Cascadia Mono"/>
-          <w:b w:val="0"/>
-          <w:sz w:val="19"/>
-        </w:rPr>
-        <w:t xml:space="preserve">          primary: const Color(0xFFD4FF00),</w:t>
-      </w:r>
-    </w:p>
-    <w:p>
-      <w:pPr>
-        <w:spacing w:line="190" w:lineRule="exact" w:after="0"/>
-        <w:jc w:val="left"/>
-      </w:pPr>
-      <w:r>
-        <w:rPr>
-          <w:rFonts w:ascii="Cascadia Mono" w:hAnsi="Cascadia Mono" w:cs="Cascadia Mono"/>
-          <w:b w:val="0"/>
-          <w:sz w:val="19"/>
-        </w:rPr>
-        <w:t xml:space="preserve">          surface: const Color(0xFF15181F),</w:t>
-      </w:r>
-    </w:p>
-    <w:p>
-      <w:pPr>
-        <w:spacing w:line="190" w:lineRule="exact" w:after="0"/>
-        <w:jc w:val="left"/>
-      </w:pPr>
-      <w:r>
-        <w:rPr>
-          <w:rFonts w:ascii="Cascadia Mono" w:hAnsi="Cascadia Mono" w:cs="Cascadia Mono"/>
-          <w:b w:val="0"/>
-          <w:sz w:val="19"/>
-        </w:rPr>
-        <w:t xml:space="preserve">        ),</w:t>
-      </w:r>
-    </w:p>
-    <w:p>
-      <w:pPr>
-        <w:spacing w:line="190" w:lineRule="exact" w:after="0"/>
-        <w:jc w:val="left"/>
-      </w:pPr>
-      <w:r>
-        <w:rPr>
-          <w:rFonts w:ascii="Cascadia Mono" w:hAnsi="Cascadia Mono" w:cs="Cascadia Mono"/>
-          <w:b w:val="0"/>
-          <w:sz w:val="19"/>
-        </w:rPr>
-        <w:t xml:space="preserve">        scaffoldBackgroundColor: const Color(0xFF0D0F13),</w:t>
-      </w:r>
-    </w:p>
-    <w:p>
-      <w:pPr>
-        <w:spacing w:line="190" w:lineRule="exact" w:after="0"/>
-        <w:jc w:val="left"/>
-      </w:pPr>
-      <w:r>
-        <w:rPr>
-          <w:rFonts w:ascii="Cascadia Mono" w:hAnsi="Cascadia Mono" w:cs="Cascadia Mono"/>
-          <w:b w:val="0"/>
-          <w:sz w:val="19"/>
-        </w:rPr>
-        <w:t xml:space="preserve">      ),</w:t>
-      </w:r>
-    </w:p>
-    <w:p>
-      <w:pPr>
-        <w:spacing w:line="190" w:lineRule="exact" w:after="0"/>
-        <w:jc w:val="left"/>
-      </w:pPr>
-      <w:r>
-        <w:rPr>
-          <w:rFonts w:ascii="Cascadia Mono" w:hAnsi="Cascadia Mono" w:cs="Cascadia Mono"/>
-          <w:b w:val="0"/>
-          <w:sz w:val="19"/>
-        </w:rPr>
-        <w:t xml:space="preserve">      home: const HomeScreen(),</w:t>
-      </w:r>
-    </w:p>
-    <w:p>
-      <w:pPr>
-        <w:spacing w:line="190" w:lineRule="exact" w:after="0"/>
-        <w:jc w:val="left"/>
-      </w:pPr>
-      <w:r>
-        <w:rPr>
-          <w:rFonts w:ascii="Cascadia Mono" w:hAnsi="Cascadia Mono" w:cs="Cascadia Mono"/>
-          <w:b w:val="0"/>
-          <w:sz w:val="19"/>
-        </w:rPr>
-        <w:t xml:space="preserve">    );</w:t>
-      </w:r>
-    </w:p>
-    <w:p>
-      <w:pPr>
-        <w:spacing w:line="190" w:lineRule="exact" w:after="0"/>
-        <w:jc w:val="left"/>
-      </w:pPr>
-      <w:r>
-        <w:rPr>
-          <w:rFonts w:ascii="Cascadia Mono" w:hAnsi="Cascadia Mono" w:cs="Cascadia Mono"/>
-          <w:b w:val="0"/>
-          <w:sz w:val="19"/>
-        </w:rPr>
-        <w:t xml:space="preserve">  }</w:t>
-      </w:r>
-    </w:p>
-    <w:p>
-      <w:pPr>
-        <w:spacing w:line="190" w:lineRule="exact" w:after="0"/>
-        <w:jc w:val="left"/>
-      </w:pPr>
-      <w:r>
-        <w:rPr>
-          <w:rFonts w:ascii="Cascadia Mono" w:hAnsi="Cascadia Mono" w:cs="Cascadia Mono"/>
-          <w:b w:val="0"/>
-          <w:sz w:val="19"/>
-        </w:rPr>
-        <w:t>}</w:t>
-      </w:r>
-    </w:p>
-    <w:p>
-      <w:pPr>
-        <w:spacing w:line="190" w:lineRule="exact" w:after="0"/>
-        <w:jc w:val="left"/>
-      </w:pPr>
-    </w:p>
-    <w:p>
-      <w:pPr>
-        <w:spacing w:line="190" w:lineRule="exact" w:after="0"/>
-        <w:jc w:val="left"/>
-      </w:pPr>
-      <w:r>
-        <w:rPr>
-          <w:rFonts w:ascii="Cascadia Mono" w:hAnsi="Cascadia Mono" w:cs="Cascadia Mono"/>
-          <w:b w:val="0"/>
-          <w:sz w:val="19"/>
-        </w:rPr>
-        <w:t>class HomeScreen extends StatefulWidget {</w:t>
-      </w:r>
-    </w:p>
-    <w:p>
-      <w:pPr>
-        <w:spacing w:line="190" w:lineRule="exact" w:after="0"/>
-        <w:jc w:val="left"/>
-      </w:pPr>
-      <w:r>
-        <w:rPr>
-          <w:rFonts w:ascii="Cascadia Mono" w:hAnsi="Cascadia Mono" w:cs="Cascadia Mono"/>
-          <w:b w:val="0"/>
-          <w:sz w:val="19"/>
-        </w:rPr>
-        <w:t xml:space="preserve">  const HomeScreen({super.key});</w:t>
-      </w:r>
-    </w:p>
-    <w:p>
-      <w:pPr>
-        <w:spacing w:line="190" w:lineRule="exact" w:after="0"/>
-        <w:jc w:val="left"/>
-      </w:pPr>
-    </w:p>
-    <w:p>
-      <w:pPr>
-        <w:spacing w:line="190" w:lineRule="exact" w:after="0"/>
-        <w:jc w:val="left"/>
-      </w:pPr>
-      <w:r>
-        <w:rPr>
-          <w:rFonts w:ascii="Cascadia Mono" w:hAnsi="Cascadia Mono" w:cs="Cascadia Mono"/>
-          <w:b w:val="0"/>
-          <w:sz w:val="19"/>
-        </w:rPr>
-        <w:t xml:space="preserve">  @override</w:t>
-      </w:r>
-    </w:p>
-    <w:p>
-      <w:pPr>
-        <w:spacing w:line="190" w:lineRule="exact" w:after="0"/>
-        <w:jc w:val="left"/>
-      </w:pPr>
-      <w:r>
-        <w:rPr>
-          <w:rFonts w:ascii="Cascadia Mono" w:hAnsi="Cascadia Mono" w:cs="Cascadia Mono"/>
-          <w:b w:val="0"/>
-          <w:sz w:val="19"/>
-        </w:rPr>
-        <w:t xml:space="preserve">  State&lt;HomeScreen&gt; createState() =&gt; _HomeScreenState();</w:t>
-      </w:r>
-    </w:p>
-    <w:p>
-      <w:pPr>
-        <w:spacing w:line="190" w:lineRule="exact" w:after="0"/>
-        <w:jc w:val="left"/>
-      </w:pPr>
-      <w:r>
-        <w:rPr>
-          <w:rFonts w:ascii="Cascadia Mono" w:hAnsi="Cascadia Mono" w:cs="Cascadia Mono"/>
-          <w:b w:val="0"/>
-          <w:sz w:val="19"/>
-        </w:rPr>
-        <w:t>}</w:t>
-      </w:r>
-    </w:p>
-    <w:p>
-      <w:pPr>
-        <w:spacing w:line="190" w:lineRule="exact" w:after="0"/>
-        <w:jc w:val="left"/>
-      </w:pPr>
-    </w:p>
-    <w:p>
-      <w:pPr>
-        <w:spacing w:line="190" w:lineRule="exact" w:after="0"/>
-        <w:jc w:val="left"/>
-      </w:pPr>
-      <w:r>
-        <w:rPr>
-          <w:rFonts w:ascii="Cascadia Mono" w:hAnsi="Cascadia Mono" w:cs="Cascadia Mono"/>
-          <w:b w:val="0"/>
-          <w:sz w:val="19"/>
-        </w:rPr>
         <w:t>class _HomeScreenState extends State&lt;HomeScreen&gt; {</w:t>
       </w:r>
     </w:p>
@@ -665,7 +209,7 @@
           <w:b w:val="0"/>
           <w:sz w:val="19"/>
         </w:rPr>
-        <w:t xml:space="preserve">      SnackBar(</w:t>
+        <w:t xml:space="preserve">      SnackBar(content: const Text('Нове завдання успішно додано!')),</w:t>
       </w:r>
     </w:p>
     <w:p>
@@ -679,133 +223,7 @@
           <w:b w:val="0"/>
           <w:sz w:val="19"/>
         </w:rPr>
-        <w:t xml:space="preserve">        content: const Text(</w:t>
-      </w:r>
-    </w:p>
-    <w:p>
-      <w:pPr>
-        <w:spacing w:line="190" w:lineRule="exact" w:after="0"/>
-        <w:jc w:val="left"/>
-      </w:pPr>
-      <w:r>
-        <w:rPr>
-          <w:rFonts w:ascii="Cascadia Mono" w:hAnsi="Cascadia Mono" w:cs="Cascadia Mono"/>
-          <w:b w:val="0"/>
-          <w:sz w:val="19"/>
-        </w:rPr>
-        <w:t xml:space="preserve">          'Нове завдання успішно додано!',</w:t>
-      </w:r>
-    </w:p>
-    <w:p>
-      <w:pPr>
-        <w:spacing w:line="190" w:lineRule="exact" w:after="0"/>
-        <w:jc w:val="left"/>
-      </w:pPr>
-      <w:r>
-        <w:rPr>
-          <w:rFonts w:ascii="Cascadia Mono" w:hAnsi="Cascadia Mono" w:cs="Cascadia Mono"/>
-          <w:b w:val="0"/>
-          <w:sz w:val="19"/>
-        </w:rPr>
-        <w:t xml:space="preserve">          style: TextStyle(color: Color(0xFF0D0F13), fontWeight: FontWeight.bold),</w:t>
-      </w:r>
-    </w:p>
-    <w:p>
-      <w:pPr>
-        <w:spacing w:line="190" w:lineRule="exact" w:after="0"/>
-        <w:jc w:val="left"/>
-      </w:pPr>
-      <w:r>
-        <w:rPr>
-          <w:rFonts w:ascii="Cascadia Mono" w:hAnsi="Cascadia Mono" w:cs="Cascadia Mono"/>
-          <w:b w:val="0"/>
-          <w:sz w:val="19"/>
-        </w:rPr>
-        <w:t xml:space="preserve">        ),</w:t>
-      </w:r>
-    </w:p>
-    <w:p>
-      <w:pPr>
-        <w:spacing w:line="190" w:lineRule="exact" w:after="0"/>
-        <w:jc w:val="left"/>
-      </w:pPr>
-      <w:r>
-        <w:rPr>
-          <w:rFonts w:ascii="Cascadia Mono" w:hAnsi="Cascadia Mono" w:cs="Cascadia Mono"/>
-          <w:b w:val="0"/>
-          <w:sz w:val="19"/>
-        </w:rPr>
-        <w:t xml:space="preserve">        backgroundColor: const Color(0xFFD4FF00),</w:t>
-      </w:r>
-    </w:p>
-    <w:p>
-      <w:pPr>
-        <w:spacing w:line="190" w:lineRule="exact" w:after="0"/>
-        <w:jc w:val="left"/>
-      </w:pPr>
-      <w:r>
-        <w:rPr>
-          <w:rFonts w:ascii="Cascadia Mono" w:hAnsi="Cascadia Mono" w:cs="Cascadia Mono"/>
-          <w:b w:val="0"/>
-          <w:sz w:val="19"/>
-        </w:rPr>
-        <w:t xml:space="preserve">        behavior: SnackBarBehavior.floating,</w:t>
-      </w:r>
-    </w:p>
-    <w:p>
-      <w:pPr>
-        <w:spacing w:line="190" w:lineRule="exact" w:after="0"/>
-        <w:jc w:val="left"/>
-      </w:pPr>
-      <w:r>
-        <w:rPr>
-          <w:rFonts w:ascii="Cascadia Mono" w:hAnsi="Cascadia Mono" w:cs="Cascadia Mono"/>
-          <w:b w:val="0"/>
-          <w:sz w:val="19"/>
-        </w:rPr>
-        <w:t xml:space="preserve">        shape: RoundedRectangleBorder(borderRadius: BorderRadius.circular(10)),</w:t>
-      </w:r>
-    </w:p>
-    <w:p>
-      <w:pPr>
-        <w:spacing w:line="190" w:lineRule="exact" w:after="0"/>
-        <w:jc w:val="left"/>
-      </w:pPr>
-      <w:r>
-        <w:rPr>
-          <w:rFonts w:ascii="Cascadia Mono" w:hAnsi="Cascadia Mono" w:cs="Cascadia Mono"/>
-          <w:b w:val="0"/>
-          <w:sz w:val="19"/>
-        </w:rPr>
-        <w:t xml:space="preserve">        duration: const Duration(seconds: 2),</w:t>
-      </w:r>
-    </w:p>
-    <w:p>
-      <w:pPr>
-        <w:spacing w:line="190" w:lineRule="exact" w:after="0"/>
-        <w:jc w:val="left"/>
-      </w:pPr>
-      <w:r>
-        <w:rPr>
-          <w:rFonts w:ascii="Cascadia Mono" w:hAnsi="Cascadia Mono" w:cs="Cascadia Mono"/>
-          <w:b w:val="0"/>
-          <w:sz w:val="19"/>
-        </w:rPr>
-        <w:t xml:space="preserve">      ),</w:t>
-      </w:r>
-    </w:p>
-    <w:p>
-      <w:pPr>
-        <w:spacing w:line="190" w:lineRule="exact" w:after="0"/>
-        <w:jc w:val="left"/>
-      </w:pPr>
-      <w:r>
-        <w:rPr>
-          <w:rFonts w:ascii="Cascadia Mono" w:hAnsi="Cascadia Mono" w:cs="Cascadia Mono"/>
-          <w:b w:val="0"/>
-          <w:sz w:val="19"/>
-        </w:rPr>
-        <w:t xml:space="preserve">    );</w:t>
+        <w:t xml:space="preserve">  // ... (пропуск неістотних рядків)</w:t>
       </w:r>
     </w:p>
     <w:p>
@@ -881,273 +299,7 @@
           <w:b w:val="0"/>
           <w:sz w:val="19"/>
         </w:rPr>
-        <w:t xml:space="preserve">      appBar: AppBar(</w:t>
-      </w:r>
-    </w:p>
-    <w:p>
-      <w:pPr>
-        <w:spacing w:line="190" w:lineRule="exact" w:after="0"/>
-        <w:jc w:val="left"/>
-      </w:pPr>
-      <w:r>
-        <w:rPr>
-          <w:rFonts w:ascii="Cascadia Mono" w:hAnsi="Cascadia Mono" w:cs="Cascadia Mono"/>
-          <w:b w:val="0"/>
-          <w:sz w:val="19"/>
-        </w:rPr>
-        <w:t xml:space="preserve">        title: const Text('Менеджер завдань'),</w:t>
-      </w:r>
-    </w:p>
-    <w:p>
-      <w:pPr>
-        <w:spacing w:line="190" w:lineRule="exact" w:after="0"/>
-        <w:jc w:val="left"/>
-      </w:pPr>
-      <w:r>
-        <w:rPr>
-          <w:rFonts w:ascii="Cascadia Mono" w:hAnsi="Cascadia Mono" w:cs="Cascadia Mono"/>
-          <w:b w:val="0"/>
-          <w:sz w:val="19"/>
-        </w:rPr>
-        <w:t xml:space="preserve">        centerTitle: true,</w:t>
-      </w:r>
-    </w:p>
-    <w:p>
-      <w:pPr>
-        <w:spacing w:line="190" w:lineRule="exact" w:after="0"/>
-        <w:jc w:val="left"/>
-      </w:pPr>
-      <w:r>
-        <w:rPr>
-          <w:rFonts w:ascii="Cascadia Mono" w:hAnsi="Cascadia Mono" w:cs="Cascadia Mono"/>
-          <w:b w:val="0"/>
-          <w:sz w:val="19"/>
-        </w:rPr>
-        <w:t xml:space="preserve">        backgroundColor: const Color(0xFF15181F),</w:t>
-      </w:r>
-    </w:p>
-    <w:p>
-      <w:pPr>
-        <w:spacing w:line="190" w:lineRule="exact" w:after="0"/>
-        <w:jc w:val="left"/>
-      </w:pPr>
-      <w:r>
-        <w:rPr>
-          <w:rFonts w:ascii="Cascadia Mono" w:hAnsi="Cascadia Mono" w:cs="Cascadia Mono"/>
-          <w:b w:val="0"/>
-          <w:sz w:val="19"/>
-        </w:rPr>
-        <w:t xml:space="preserve">      ),</w:t>
-      </w:r>
-    </w:p>
-    <w:p>
-      <w:pPr>
-        <w:spacing w:line="190" w:lineRule="exact" w:after="0"/>
-        <w:jc w:val="left"/>
-      </w:pPr>
-      <w:r>
-        <w:rPr>
-          <w:rFonts w:ascii="Cascadia Mono" w:hAnsi="Cascadia Mono" w:cs="Cascadia Mono"/>
-          <w:b w:val="0"/>
-          <w:sz w:val="19"/>
-        </w:rPr>
-        <w:t xml:space="preserve">      body: Center(</w:t>
-      </w:r>
-    </w:p>
-    <w:p>
-      <w:pPr>
-        <w:spacing w:line="190" w:lineRule="exact" w:after="0"/>
-        <w:jc w:val="left"/>
-      </w:pPr>
-      <w:r>
-        <w:rPr>
-          <w:rFonts w:ascii="Cascadia Mono" w:hAnsi="Cascadia Mono" w:cs="Cascadia Mono"/>
-          <w:b w:val="0"/>
-          <w:sz w:val="19"/>
-        </w:rPr>
-        <w:t xml:space="preserve">        child: ElevatedButton(</w:t>
-      </w:r>
-    </w:p>
-    <w:p>
-      <w:pPr>
-        <w:spacing w:line="190" w:lineRule="exact" w:after="0"/>
-        <w:jc w:val="left"/>
-      </w:pPr>
-      <w:r>
-        <w:rPr>
-          <w:rFonts w:ascii="Cascadia Mono" w:hAnsi="Cascadia Mono" w:cs="Cascadia Mono"/>
-          <w:b w:val="0"/>
-          <w:sz w:val="19"/>
-        </w:rPr>
-        <w:t xml:space="preserve">          onPressed: _onAddTaskPressed,</w:t>
-      </w:r>
-    </w:p>
-    <w:p>
-      <w:pPr>
-        <w:spacing w:line="190" w:lineRule="exact" w:after="0"/>
-        <w:jc w:val="left"/>
-      </w:pPr>
-      <w:r>
-        <w:rPr>
-          <w:rFonts w:ascii="Cascadia Mono" w:hAnsi="Cascadia Mono" w:cs="Cascadia Mono"/>
-          <w:b w:val="0"/>
-          <w:sz w:val="19"/>
-        </w:rPr>
-        <w:t xml:space="preserve">          style: ElevatedButton.styleFrom(</w:t>
-      </w:r>
-    </w:p>
-    <w:p>
-      <w:pPr>
-        <w:spacing w:line="190" w:lineRule="exact" w:after="0"/>
-        <w:jc w:val="left"/>
-      </w:pPr>
-      <w:r>
-        <w:rPr>
-          <w:rFonts w:ascii="Cascadia Mono" w:hAnsi="Cascadia Mono" w:cs="Cascadia Mono"/>
-          <w:b w:val="0"/>
-          <w:sz w:val="19"/>
-        </w:rPr>
-        <w:t xml:space="preserve">            backgroundColor: const Color(0xFFD4FF00),</w:t>
-      </w:r>
-    </w:p>
-    <w:p>
-      <w:pPr>
-        <w:spacing w:line="190" w:lineRule="exact" w:after="0"/>
-        <w:jc w:val="left"/>
-      </w:pPr>
-      <w:r>
-        <w:rPr>
-          <w:rFonts w:ascii="Cascadia Mono" w:hAnsi="Cascadia Mono" w:cs="Cascadia Mono"/>
-          <w:b w:val="0"/>
-          <w:sz w:val="19"/>
-        </w:rPr>
-        <w:t xml:space="preserve">            foregroundColor: const Color(0xFF0D0F13),</w:t>
-      </w:r>
-    </w:p>
-    <w:p>
-      <w:pPr>
-        <w:spacing w:line="190" w:lineRule="exact" w:after="0"/>
-        <w:jc w:val="left"/>
-      </w:pPr>
-      <w:r>
-        <w:rPr>
-          <w:rFonts w:ascii="Cascadia Mono" w:hAnsi="Cascadia Mono" w:cs="Cascadia Mono"/>
-          <w:b w:val="0"/>
-          <w:sz w:val="19"/>
-        </w:rPr>
-        <w:t xml:space="preserve">            padding: const EdgeInsets.symmetric(horizontal: 28, vertical: 16),</w:t>
-      </w:r>
-    </w:p>
-    <w:p>
-      <w:pPr>
-        <w:spacing w:line="190" w:lineRule="exact" w:after="0"/>
-        <w:jc w:val="left"/>
-      </w:pPr>
-      <w:r>
-        <w:rPr>
-          <w:rFonts w:ascii="Cascadia Mono" w:hAnsi="Cascadia Mono" w:cs="Cascadia Mono"/>
-          <w:b w:val="0"/>
-          <w:sz w:val="19"/>
-        </w:rPr>
-        <w:t xml:space="preserve">            textStyle: const TextStyle(fontSize: 16, fontWeight: FontWeight.bold),</w:t>
-      </w:r>
-    </w:p>
-    <w:p>
-      <w:pPr>
-        <w:spacing w:line="190" w:lineRule="exact" w:after="0"/>
-        <w:jc w:val="left"/>
-      </w:pPr>
-      <w:r>
-        <w:rPr>
-          <w:rFonts w:ascii="Cascadia Mono" w:hAnsi="Cascadia Mono" w:cs="Cascadia Mono"/>
-          <w:b w:val="0"/>
-          <w:sz w:val="19"/>
-        </w:rPr>
-        <w:t xml:space="preserve">            shape: RoundedRectangleBorder(</w:t>
-      </w:r>
-    </w:p>
-    <w:p>
-      <w:pPr>
-        <w:spacing w:line="190" w:lineRule="exact" w:after="0"/>
-        <w:jc w:val="left"/>
-      </w:pPr>
-      <w:r>
-        <w:rPr>
-          <w:rFonts w:ascii="Cascadia Mono" w:hAnsi="Cascadia Mono" w:cs="Cascadia Mono"/>
-          <w:b w:val="0"/>
-          <w:sz w:val="19"/>
-        </w:rPr>
-        <w:t xml:space="preserve">              borderRadius: BorderRadius.circular(12),</w:t>
-      </w:r>
-    </w:p>
-    <w:p>
-      <w:pPr>
-        <w:spacing w:line="190" w:lineRule="exact" w:after="0"/>
-        <w:jc w:val="left"/>
-      </w:pPr>
-      <w:r>
-        <w:rPr>
-          <w:rFonts w:ascii="Cascadia Mono" w:hAnsi="Cascadia Mono" w:cs="Cascadia Mono"/>
-          <w:b w:val="0"/>
-          <w:sz w:val="19"/>
-        </w:rPr>
-        <w:t xml:space="preserve">            ),</w:t>
-      </w:r>
-    </w:p>
-    <w:p>
-      <w:pPr>
-        <w:spacing w:line="190" w:lineRule="exact" w:after="0"/>
-        <w:jc w:val="left"/>
-      </w:pPr>
-      <w:r>
-        <w:rPr>
-          <w:rFonts w:ascii="Cascadia Mono" w:hAnsi="Cascadia Mono" w:cs="Cascadia Mono"/>
-          <w:b w:val="0"/>
-          <w:sz w:val="19"/>
-        </w:rPr>
-        <w:t xml:space="preserve">          ),</w:t>
-      </w:r>
-    </w:p>
-    <w:p>
-      <w:pPr>
-        <w:spacing w:line="190" w:lineRule="exact" w:after="0"/>
-        <w:jc w:val="left"/>
-      </w:pPr>
-      <w:r>
-        <w:rPr>
-          <w:rFonts w:ascii="Cascadia Mono" w:hAnsi="Cascadia Mono" w:cs="Cascadia Mono"/>
-          <w:b w:val="0"/>
-          <w:sz w:val="19"/>
-        </w:rPr>
-        <w:t xml:space="preserve">          child: const Text('Додати завдання'),</w:t>
-      </w:r>
-    </w:p>
-    <w:p>
-      <w:pPr>
-        <w:spacing w:line="190" w:lineRule="exact" w:after="0"/>
-        <w:jc w:val="left"/>
-      </w:pPr>
-      <w:r>
-        <w:rPr>
-          <w:rFonts w:ascii="Cascadia Mono" w:hAnsi="Cascadia Mono" w:cs="Cascadia Mono"/>
-          <w:b w:val="0"/>
-          <w:sz w:val="19"/>
-        </w:rPr>
-        <w:t xml:space="preserve">        ),</w:t>
-      </w:r>
-    </w:p>
-    <w:p>
-      <w:pPr>
-        <w:spacing w:line="190" w:lineRule="exact" w:after="0"/>
-        <w:jc w:val="left"/>
-      </w:pPr>
-      <w:r>
-        <w:rPr>
-          <w:rFonts w:ascii="Cascadia Mono" w:hAnsi="Cascadia Mono" w:cs="Cascadia Mono"/>
-          <w:b w:val="0"/>
-          <w:sz w:val="19"/>
-        </w:rPr>
-        <w:t xml:space="preserve">      ),</w:t>
+        <w:t xml:space="preserve">  // ... (пропуск неістотних рядків)</w:t>
       </w:r>
     </w:p>
     <w:p>
@@ -1176,48 +328,6 @@
           <w:sz w:val="19"/>
         </w:rPr>
         <w:t xml:space="preserve">        currentIndex: _currentIndex,</w:t>
-      </w:r>
-    </w:p>
-    <w:p>
-      <w:pPr>
-        <w:spacing w:line="190" w:lineRule="exact" w:after="0"/>
-        <w:jc w:val="left"/>
-      </w:pPr>
-      <w:r>
-        <w:rPr>
-          <w:rFonts w:ascii="Cascadia Mono" w:hAnsi="Cascadia Mono" w:cs="Cascadia Mono"/>
-          <w:b w:val="0"/>
-          <w:sz w:val="19"/>
-        </w:rPr>
-        <w:t xml:space="preserve">        selectedItemColor: const Color(0xFFD4FF00),</w:t>
-      </w:r>
-    </w:p>
-    <w:p>
-      <w:pPr>
-        <w:spacing w:line="190" w:lineRule="exact" w:after="0"/>
-        <w:jc w:val="left"/>
-      </w:pPr>
-      <w:r>
-        <w:rPr>
-          <w:rFonts w:ascii="Cascadia Mono" w:hAnsi="Cascadia Mono" w:cs="Cascadia Mono"/>
-          <w:b w:val="0"/>
-          <w:sz w:val="19"/>
-        </w:rPr>
-        <w:t xml:space="preserve">        unselectedItemColor: Colors.grey,</w:t>
-      </w:r>
-    </w:p>
-    <w:p>
-      <w:pPr>
-        <w:spacing w:line="190" w:lineRule="exact" w:after="0"/>
-        <w:jc w:val="left"/>
-      </w:pPr>
-      <w:r>
-        <w:rPr>
-          <w:rFonts w:ascii="Cascadia Mono" w:hAnsi="Cascadia Mono" w:cs="Cascadia Mono"/>
-          <w:b w:val="0"/>
-          <w:sz w:val="19"/>
-        </w:rPr>
-        <w:t xml:space="preserve">        backgroundColor: const Color(0xFF15181F),</w:t>
       </w:r>
     </w:p>
     <w:p>
@@ -1301,161 +411,7 @@
           <w:b w:val="0"/>
           <w:sz w:val="19"/>
         </w:rPr>
-        <w:t xml:space="preserve">        items: const [</w:t>
-      </w:r>
-    </w:p>
-    <w:p>
-      <w:pPr>
-        <w:spacing w:line="190" w:lineRule="exact" w:after="0"/>
-        <w:jc w:val="left"/>
-      </w:pPr>
-      <w:r>
-        <w:rPr>
-          <w:rFonts w:ascii="Cascadia Mono" w:hAnsi="Cascadia Mono" w:cs="Cascadia Mono"/>
-          <w:b w:val="0"/>
-          <w:sz w:val="19"/>
-        </w:rPr>
-        <w:t xml:space="preserve">          BottomNavigationBarItem(</w:t>
-      </w:r>
-    </w:p>
-    <w:p>
-      <w:pPr>
-        <w:spacing w:line="190" w:lineRule="exact" w:after="0"/>
-        <w:jc w:val="left"/>
-      </w:pPr>
-      <w:r>
-        <w:rPr>
-          <w:rFonts w:ascii="Cascadia Mono" w:hAnsi="Cascadia Mono" w:cs="Cascadia Mono"/>
-          <w:b w:val="0"/>
-          <w:sz w:val="19"/>
-        </w:rPr>
-        <w:t xml:space="preserve">            icon: Icon(Icons.list_alt),</w:t>
-      </w:r>
-    </w:p>
-    <w:p>
-      <w:pPr>
-        <w:spacing w:line="190" w:lineRule="exact" w:after="0"/>
-        <w:jc w:val="left"/>
-      </w:pPr>
-      <w:r>
-        <w:rPr>
-          <w:rFonts w:ascii="Cascadia Mono" w:hAnsi="Cascadia Mono" w:cs="Cascadia Mono"/>
-          <w:b w:val="0"/>
-          <w:sz w:val="19"/>
-        </w:rPr>
-        <w:t xml:space="preserve">            label: 'Список',</w:t>
-      </w:r>
-    </w:p>
-    <w:p>
-      <w:pPr>
-        <w:spacing w:line="190" w:lineRule="exact" w:after="0"/>
-        <w:jc w:val="left"/>
-      </w:pPr>
-      <w:r>
-        <w:rPr>
-          <w:rFonts w:ascii="Cascadia Mono" w:hAnsi="Cascadia Mono" w:cs="Cascadia Mono"/>
-          <w:b w:val="0"/>
-          <w:sz w:val="19"/>
-        </w:rPr>
-        <w:t xml:space="preserve">          ),</w:t>
-      </w:r>
-    </w:p>
-    <w:p>
-      <w:pPr>
-        <w:spacing w:line="190" w:lineRule="exact" w:after="0"/>
-        <w:jc w:val="left"/>
-      </w:pPr>
-      <w:r>
-        <w:rPr>
-          <w:rFonts w:ascii="Cascadia Mono" w:hAnsi="Cascadia Mono" w:cs="Cascadia Mono"/>
-          <w:b w:val="0"/>
-          <w:sz w:val="19"/>
-        </w:rPr>
-        <w:t xml:space="preserve">          BottomNavigationBarItem(</w:t>
-      </w:r>
-    </w:p>
-    <w:p>
-      <w:pPr>
-        <w:spacing w:line="190" w:lineRule="exact" w:after="0"/>
-        <w:jc w:val="left"/>
-      </w:pPr>
-      <w:r>
-        <w:rPr>
-          <w:rFonts w:ascii="Cascadia Mono" w:hAnsi="Cascadia Mono" w:cs="Cascadia Mono"/>
-          <w:b w:val="0"/>
-          <w:sz w:val="19"/>
-        </w:rPr>
-        <w:t xml:space="preserve">            icon: Icon(Icons.task_alt),</w:t>
-      </w:r>
-    </w:p>
-    <w:p>
-      <w:pPr>
-        <w:spacing w:line="190" w:lineRule="exact" w:after="0"/>
-        <w:jc w:val="left"/>
-      </w:pPr>
-      <w:r>
-        <w:rPr>
-          <w:rFonts w:ascii="Cascadia Mono" w:hAnsi="Cascadia Mono" w:cs="Cascadia Mono"/>
-          <w:b w:val="0"/>
-          <w:sz w:val="19"/>
-        </w:rPr>
-        <w:t xml:space="preserve">            label: 'Завдання',</w:t>
-      </w:r>
-    </w:p>
-    <w:p>
-      <w:pPr>
-        <w:spacing w:line="190" w:lineRule="exact" w:after="0"/>
-        <w:jc w:val="left"/>
-      </w:pPr>
-      <w:r>
-        <w:rPr>
-          <w:rFonts w:ascii="Cascadia Mono" w:hAnsi="Cascadia Mono" w:cs="Cascadia Mono"/>
-          <w:b w:val="0"/>
-          <w:sz w:val="19"/>
-        </w:rPr>
-        <w:t xml:space="preserve">          ),</w:t>
-      </w:r>
-    </w:p>
-    <w:p>
-      <w:pPr>
-        <w:spacing w:line="190" w:lineRule="exact" w:after="0"/>
-        <w:jc w:val="left"/>
-      </w:pPr>
-      <w:r>
-        <w:rPr>
-          <w:rFonts w:ascii="Cascadia Mono" w:hAnsi="Cascadia Mono" w:cs="Cascadia Mono"/>
-          <w:b w:val="0"/>
-          <w:sz w:val="19"/>
-        </w:rPr>
-        <w:t xml:space="preserve">        ],</w:t>
-      </w:r>
-    </w:p>
-    <w:p>
-      <w:pPr>
-        <w:spacing w:line="190" w:lineRule="exact" w:after="0"/>
-        <w:jc w:val="left"/>
-      </w:pPr>
-      <w:r>
-        <w:rPr>
-          <w:rFonts w:ascii="Cascadia Mono" w:hAnsi="Cascadia Mono" w:cs="Cascadia Mono"/>
-          <w:b w:val="0"/>
-          <w:sz w:val="19"/>
-        </w:rPr>
-        <w:t xml:space="preserve">      ),</w:t>
-      </w:r>
-    </w:p>
-    <w:p>
-      <w:pPr>
-        <w:spacing w:line="190" w:lineRule="exact" w:after="0"/>
-        <w:jc w:val="left"/>
-      </w:pPr>
-      <w:r>
-        <w:rPr>
-          <w:rFonts w:ascii="Cascadia Mono" w:hAnsi="Cascadia Mono" w:cs="Cascadia Mono"/>
-          <w:b w:val="0"/>
-          <w:sz w:val="19"/>
-        </w:rPr>
-        <w:t xml:space="preserve">    );</w:t>
+        <w:t xml:space="preserve">  // ... (пропуск неістотних рядків)</w:t>
       </w:r>
     </w:p>
     <w:p>

--- a/Lab_2/ПМД_КН-2327Б_Багрій-Белз_ЛР-2.docx
+++ b/Lab_2/ПМД_КН-2327Б_Багрій-Белз_ЛР-2.docx
@@ -624,6 +624,34 @@
     </w:p>
     <w:p>
       <w:pPr>
+        <w:spacing w:line="276" w:lineRule="auto" w:after="0"/>
+        <w:jc w:val="both"/>
+      </w:pPr>
+      <w:r>
+        <w:rPr>
+          <w:rFonts w:ascii="Times New Roman" w:hAnsi="Times New Roman" w:cs="Times New Roman"/>
+          <w:b w:val="0"/>
+          <w:sz w:val="28"/>
+        </w:rPr>
+        <w:t>Репозиторій з кодом лабораторних робіт: https://github.com/bahriibelzandrii/PMD</w:t>
+      </w:r>
+    </w:p>
+    <w:p>
+      <w:pPr>
+        <w:spacing w:line="276" w:lineRule="auto" w:after="0"/>
+        <w:jc w:val="both"/>
+      </w:pPr>
+      <w:r>
+        <w:rPr>
+          <w:rFonts w:ascii="Times New Roman" w:hAnsi="Times New Roman" w:cs="Times New Roman"/>
+          <w:b w:val="0"/>
+          <w:sz w:val="28"/>
+        </w:rPr>
+        <w:t>Код і матеріали цієї лабораторної роботи: https://github.com/bahriibelzandrii/PMD/tree/main/Lab_2</w:t>
+      </w:r>
+    </w:p>
+    <w:p>
+      <w:pPr>
         <w:spacing w:line="276" w:lineRule="auto"/>
         <w:jc w:val="both"/>
       </w:pPr>
